--- a/tillsynsmail/Iksjak-Råssnesudden tillsynsbegäran mail.docx
+++ b/tillsynsmail/Iksjak-Råssnesudden tillsynsbegäran mail.docx
@@ -14,7 +14,7 @@
     </w:p>
     <w:p>
       <w:r>
-        <w:t>I det aktuella området har 8 naturvårdsarter varav 6 rödlistade arter hittats.</w:t>
+        <w:t>I det aktuella området har 10 naturvårdsarter varav 8 rödlistade arter hittats.</w:t>
       </w:r>
     </w:p>
     <w:p>

--- a/tillsynsmail/Iksjak-Råssnesudden tillsynsbegäran mail.docx
+++ b/tillsynsmail/Iksjak-Råssnesudden tillsynsbegäran mail.docx
@@ -14,7 +14,7 @@
     </w:p>
     <w:p>
       <w:r>
-        <w:t>I det aktuella området har 10 naturvårdsarter varav 8 rödlistade arter hittats.</w:t>
+        <w:t>I det aktuella området har 11 naturvårdsarter varav 9 rödlistade arter hittats.</w:t>
       </w:r>
     </w:p>
     <w:p>

--- a/tillsynsmail/Iksjak-Råssnesudden tillsynsbegäran mail.docx
+++ b/tillsynsmail/Iksjak-Råssnesudden tillsynsbegäran mail.docx
@@ -14,7 +14,7 @@
     </w:p>
     <w:p>
       <w:r>
-        <w:t>I det aktuella området har 11 naturvårdsarter varav 9 rödlistade arter hittats.</w:t>
+        <w:t>I det aktuella området har 12 naturvårdsarter varav 9 rödlistade arter hittats.</w:t>
       </w:r>
     </w:p>
     <w:p>

--- a/tillsynsmail/Iksjak-Råssnesudden tillsynsbegäran mail.docx
+++ b/tillsynsmail/Iksjak-Råssnesudden tillsynsbegäran mail.docx
@@ -14,7 +14,7 @@
     </w:p>
     <w:p>
       <w:r>
-        <w:t>I det aktuella området har 12 naturvårdsarter varav 9 rödlistade arter hittats.</w:t>
+        <w:t>I det aktuella området har 31 naturvårdsarter varav 19 rödlistade arter hittats. Bland annat har tretåig hackspett (NT, T, §4) och knärot (VU, T, §8) sina livsmiljöer i skogen. Observera att utan dispens från Länsstyrelsen är det ett lagbrott att på något sätt skada arternas livsmiljöer eller ekologiska funktion i området (14 och 15 §§ artskyddsförordningen).</w:t>
       </w:r>
     </w:p>
     <w:p>

--- a/tillsynsmail/Iksjak-Råssnesudden tillsynsbegäran mail.docx
+++ b/tillsynsmail/Iksjak-Råssnesudden tillsynsbegäran mail.docx
@@ -14,7 +14,7 @@
     </w:p>
     <w:p>
       <w:r>
-        <w:t>I det aktuella området har 31 naturvårdsarter varav 19 rödlistade arter hittats. Bland annat har tretåig hackspett (NT, T, §4) och knärot (VU, T, §8) sina livsmiljöer i skogen. Observera att utan dispens från Länsstyrelsen är det ett lagbrott att på något sätt skada arternas livsmiljöer eller ekologiska funktion i området (14 och 15 §§ artskyddsförordningen).</w:t>
+        <w:t>I det aktuella området har 47 naturvårdsarter varav 30 rödlistade arter hittats. Bland annat har tretåig hackspett (NT, T, §4) och knärot (VU, T, §8) sina livsmiljöer i skogen. Observera att utan dispens från Länsstyrelsen är det ett lagbrott att på något sätt skada arternas livsmiljöer eller ekologiska funktion i området (14 och 15 §§ artskyddsförordningen).</w:t>
       </w:r>
     </w:p>
     <w:p>

--- a/tillsynsmail/Iksjak-Råssnesudden tillsynsbegäran mail.docx
+++ b/tillsynsmail/Iksjak-Råssnesudden tillsynsbegäran mail.docx
@@ -14,7 +14,7 @@
     </w:p>
     <w:p>
       <w:r>
-        <w:t>I det aktuella området har 47 naturvårdsarter varav 30 rödlistade arter hittats. Bland annat har tretåig hackspett (NT, T, §4) och knärot (VU, T, §8) sina livsmiljöer i skogen. Observera att utan dispens från Länsstyrelsen är det ett lagbrott att på något sätt skada arternas livsmiljöer eller ekologiska funktion i området (14 och 15 §§ artskyddsförordningen).</w:t>
+        <w:t>I det aktuella området har 52 naturvårdsarter varav 33 rödlistade arter hittats. Bland annat har tretåig hackspett (NT, T, §4) och knärot (VU, T, §8) sina livsmiljöer i skogen. Observera att utan dispens från Länsstyrelsen är det ett lagbrott att på något sätt skada arternas livsmiljöer eller ekologiska funktion i området (14 och 15 §§ artskyddsförordningen).</w:t>
       </w:r>
     </w:p>
     <w:p>

--- a/tillsynsmail/Iksjak-Råssnesudden tillsynsbegäran mail.docx
+++ b/tillsynsmail/Iksjak-Råssnesudden tillsynsbegäran mail.docx
@@ -14,7 +14,7 @@
     </w:p>
     <w:p>
       <w:r>
-        <w:t>I det aktuella området har 52 naturvårdsarter varav 33 rödlistade arter hittats. Bland annat har tretåig hackspett (NT, T, §4) och knärot (VU, T, §8) sina livsmiljöer i skogen. Observera att utan dispens från Länsstyrelsen är det ett lagbrott att på något sätt skada arternas livsmiljöer eller ekologiska funktion i området (14 och 15 §§ artskyddsförordningen).</w:t>
+        <w:t>I det aktuella området har 57 naturvårdsarter varav 37 rödlistade arter hittats. Bland annat har tretåig hackspett (NT, T, §4) och knärot (VU, T, §8) sina livsmiljöer i skogen. Observera att utan dispens från Länsstyrelsen är det ett lagbrott att på något sätt skada arternas livsmiljöer eller ekologiska funktion i området (14 och 15 §§ artskyddsförordningen).</w:t>
       </w:r>
     </w:p>
     <w:p>

--- a/tillsynsmail/Iksjak-Råssnesudden tillsynsbegäran mail.docx
+++ b/tillsynsmail/Iksjak-Råssnesudden tillsynsbegäran mail.docx
@@ -14,7 +14,7 @@
     </w:p>
     <w:p>
       <w:r>
-        <w:t>I det aktuella området har 57 naturvårdsarter varav 37 rödlistade arter hittats. Bland annat har tretåig hackspett (NT, T, §4) och knärot (VU, T, §8) sina livsmiljöer i skogen. Observera att utan dispens från Länsstyrelsen är det ett lagbrott att på något sätt skada arternas livsmiljöer eller ekologiska funktion i området (14 och 15 §§ artskyddsförordningen).</w:t>
+        <w:t>I det aktuella området har 57 naturvårdsarter varav 36 rödlistade arter hittats. Bland annat har tretåig hackspett (NT, T, §4) och knärot (VU, T, §8) sina livsmiljöer i skogen. Observera att utan dispens från Länsstyrelsen är det ett lagbrott att på något sätt skada arternas livsmiljöer eller ekologiska funktion i området (14 och 15 §§ artskyddsförordningen).</w:t>
       </w:r>
     </w:p>
     <w:p>

--- a/tillsynsmail/Iksjak-Råssnesudden tillsynsbegäran mail.docx
+++ b/tillsynsmail/Iksjak-Råssnesudden tillsynsbegäran mail.docx
@@ -14,7 +14,7 @@
     </w:p>
     <w:p>
       <w:r>
-        <w:t>I det aktuella området har 57 naturvårdsarter varav 36 rödlistade arter hittats. Bland annat har tretåig hackspett (NT, T, §4) och knärot (VU, T, §8) sina livsmiljöer i skogen. Observera att utan dispens från Länsstyrelsen är det ett lagbrott att på något sätt skada arternas livsmiljöer eller ekologiska funktion i området (14 och 15 §§ artskyddsförordningen).</w:t>
+        <w:t>I det aktuella området har 58 naturvårdsarter varav 37 rödlistade arter hittats. Bland annat har tretåig hackspett (NT, T, §4) och knärot (VU, T, §8) sina livsmiljöer i skogen. Observera att utan dispens från Länsstyrelsen är det ett lagbrott att på något sätt skada arternas livsmiljöer eller ekologiska funktion i området (14 och 15 §§ artskyddsförordningen).</w:t>
       </w:r>
     </w:p>
     <w:p>

--- a/tillsynsmail/Iksjak-Råssnesudden tillsynsbegäran mail.docx
+++ b/tillsynsmail/Iksjak-Råssnesudden tillsynsbegäran mail.docx
@@ -14,7 +14,7 @@
     </w:p>
     <w:p>
       <w:r>
-        <w:t>I det aktuella området har 58 naturvårdsarter varav 37 rödlistade arter hittats. Bland annat har tretåig hackspett (NT, T, §4) och knärot (VU, T, §8) sina livsmiljöer i skogen. Observera att utan dispens från Länsstyrelsen är det ett lagbrott att på något sätt skada arternas livsmiljöer eller ekologiska funktion i området (14 och 15 §§ artskyddsförordningen).</w:t>
+        <w:t>I det aktuella området har 61 naturvårdsarter varav 38 rödlistade arter hittats. Bland annat har tretåig hackspett (NT, T, §4) och knärot (VU, T, §8) sina livsmiljöer i skogen. Observera att utan dispens från Länsstyrelsen är det ett lagbrott att på något sätt skada arternas livsmiljöer eller ekologiska funktion i området (14 och 15 §§ artskyddsförordningen).</w:t>
       </w:r>
     </w:p>
     <w:p>

--- a/tillsynsmail/Iksjak-Råssnesudden tillsynsbegäran mail.docx
+++ b/tillsynsmail/Iksjak-Råssnesudden tillsynsbegäran mail.docx
@@ -14,7 +14,7 @@
     </w:p>
     <w:p>
       <w:r>
-        <w:t>I det aktuella området har 61 naturvårdsarter varav 38 rödlistade arter hittats. Bland annat har tretåig hackspett (NT, T, §4) och knärot (VU, T, §8) sina livsmiljöer i skogen. Observera att utan dispens från Länsstyrelsen är det ett lagbrott att på något sätt skada arternas livsmiljöer eller ekologiska funktion i området (14 och 15 §§ artskyddsförordningen).</w:t>
+        <w:t>I det aktuella området har 63 naturvårdsarter varav 40 rödlistade arter hittats. Bland annat har tretåig hackspett (NT, T, §4) och knärot (VU, T, §8) sina livsmiljöer i skogen. Observera att utan dispens från Länsstyrelsen är det ett lagbrott att på något sätt skada arternas livsmiljöer eller ekologiska funktion i området (14 och 15 §§ artskyddsförordningen).</w:t>
       </w:r>
     </w:p>
     <w:p>

--- a/tillsynsmail/Iksjak-Råssnesudden tillsynsbegäran mail.docx
+++ b/tillsynsmail/Iksjak-Råssnesudden tillsynsbegäran mail.docx
@@ -14,7 +14,7 @@
     </w:p>
     <w:p>
       <w:r>
-        <w:t>I det aktuella området har 63 naturvårdsarter varav 40 rödlistade arter hittats. Bland annat har tretåig hackspett (NT, T, §4) och knärot (VU, T, §8) sina livsmiljöer i skogen. Observera att utan dispens från Länsstyrelsen är det ett lagbrott att på något sätt skada arternas livsmiljöer eller ekologiska funktion i området (14 och 15 §§ artskyddsförordningen).</w:t>
+        <w:t>I det aktuella området har 65 naturvårdsarter varav 41 rödlistade arter hittats. Bland annat har tretåig hackspett (NT, T, §4) och knärot (VU, T, §8) sina livsmiljöer i skogen. Observera att utan dispens från Länsstyrelsen är det ett lagbrott att på något sätt skada arternas livsmiljöer eller ekologiska funktion i området (14 och 15 §§ artskyddsförordningen).</w:t>
       </w:r>
     </w:p>
     <w:p>

--- a/tillsynsmail/Iksjak-Råssnesudden tillsynsbegäran mail.docx
+++ b/tillsynsmail/Iksjak-Råssnesudden tillsynsbegäran mail.docx
@@ -14,7 +14,7 @@
     </w:p>
     <w:p>
       <w:r>
-        <w:t>I det aktuella området har 65 naturvårdsarter varav 41 rödlistade arter hittats. Bland annat har tretåig hackspett (NT, T, §4) och knärot (VU, T, §8) sina livsmiljöer i skogen. Observera att utan dispens från Länsstyrelsen är det ett lagbrott att på något sätt skada arternas livsmiljöer eller ekologiska funktion i området (14 och 15 §§ artskyddsförordningen).</w:t>
+        <w:t>I det aktuella området har 66 naturvårdsarter varav 42 rödlistade arter hittats. Bland annat har tretåig hackspett (NT, T, §4) och knärot (VU, T, §8) sina livsmiljöer i skogen. Observera att utan dispens från Länsstyrelsen är det ett lagbrott att på något sätt skada arternas livsmiljöer eller ekologiska funktion i området (14 och 15 §§ artskyddsförordningen).</w:t>
       </w:r>
     </w:p>
     <w:p>

--- a/tillsynsmail/Iksjak-Råssnesudden tillsynsbegäran mail.docx
+++ b/tillsynsmail/Iksjak-Råssnesudden tillsynsbegäran mail.docx
@@ -14,7 +14,7 @@
     </w:p>
     <w:p>
       <w:r>
-        <w:t>I det aktuella området har 66 naturvårdsarter varav 42 rödlistade arter hittats. Bland annat har tretåig hackspett (NT, T, §4) och knärot (VU, T, §8) sina livsmiljöer i skogen. Observera att utan dispens från Länsstyrelsen är det ett lagbrott att på något sätt skada arternas livsmiljöer eller ekologiska funktion i området (14 och 15 §§ artskyddsförordningen).</w:t>
+        <w:t>I det aktuella området har 8 naturvårdsarter varav 6 rödlistade arter hittats.</w:t>
       </w:r>
     </w:p>
     <w:p>

--- a/tillsynsmail/Iksjak-Råssnesudden tillsynsbegäran mail.docx
+++ b/tillsynsmail/Iksjak-Råssnesudden tillsynsbegäran mail.docx
@@ -14,7 +14,7 @@
     </w:p>
     <w:p>
       <w:r>
-        <w:t>I det aktuella området har 8 naturvårdsarter varav 6 rödlistade arter hittats.</w:t>
+        <w:t>I det aktuella området har 66 naturvårdsarter varav 42 rödlistade arter hittats. Bland annat har tretåig hackspett (NT, T, §4) och knärot (VU, T, §8) sina livsmiljöer i skogen. Observera att utan dispens från Länsstyrelsen är det ett lagbrott att på något sätt skada arternas livsmiljöer eller ekologiska funktion i området (14 och 15 §§ artskyddsförordningen).</w:t>
       </w:r>
     </w:p>
     <w:p>
